--- a/link github/link github.docx
+++ b/link github/link github.docx
@@ -4,7 +4,7 @@
   <w:body>
     <w:p>
       <w:r>
-        <w:t>https://github.com/Miraculum-ada/Practical-Assignment-1-Website-Design-and-Animation</w:t>
+        <w:t>https://github.com/Miraculum-ada/Practical-Assignment-2-Website-Design-and-Animation</w:t>
       </w:r>
     </w:p>
     <w:sectPr>
